--- a/fichas/lengua/ficha_lengua_loismo-laismo-leismo_6.docx
+++ b/fichas/lengua/ficha_lengua_loismo-laismo-leismo_6.docx
@@ -713,6 +713,267 @@
     </w:p>
     <w:p>
       <w:pPr>
+        <w:spacing w:after="40"/>
+      </w:pPr>
+    </w:p>
+    <w:tbl>
+      <w:tblPr>
+        <w:tblW w:type="auto" w:w="0"/>
+        <w:jc w:val="left"/>
+        <w:tblLayout w:type="fixed"/>
+        <w:tblLook w:firstColumn="1" w:firstRow="1" w:lastColumn="0" w:lastRow="0" w:noHBand="0" w:noVBand="1" w:val="04A0"/>
+        <w:tblLayout w:type="fixed"/>
+        <w:tblW w:w="10034" w:type="dxa"/>
+        <w:tblInd w:w="0" w:type="dxa"/>
+      </w:tblPr>
+      <w:tblGrid>
+        <w:gridCol w:w="10092"/>
+      </w:tblGrid>
+      <w:tr>
+        <w:tc>
+          <w:tcPr>
+            <w:tcW w:type="dxa" w:w="10035"/>
+            <w:shd w:val="clear" w:color="auto" w:fill="595959"/>
+            <w:tcBorders>
+              <w:top w:val="single" w:sz="4" w:space="0" w:color="595959"/>
+              <w:left w:val="single" w:sz="4" w:space="0" w:color="595959"/>
+              <w:bottom w:val="single" w:sz="4" w:space="0" w:color="595959"/>
+              <w:right w:val="single" w:sz="4" w:space="0" w:color="595959"/>
+            </w:tcBorders>
+          </w:tcPr>
+          <w:p>
+            <w:pPr>
+              <w:spacing w:before="60" w:after="60"/>
+            </w:pPr>
+            <w:r>
+              <w:rPr>
+                <w:b/>
+                <w:color w:val="FFFFFF"/>
+                <w:sz w:val="25"/>
+              </w:rPr>
+              <w:t>4. VERDADERO O FALSO — Repasa lo aprendido</w:t>
+            </w:r>
+          </w:p>
+        </w:tc>
+      </w:tr>
+    </w:tbl>
+    <w:p>
+      <w:pPr>
+        <w:spacing w:after="40"/>
+      </w:pPr>
+    </w:p>
+    <w:p>
+      <w:pPr>
+        <w:spacing w:after="80"/>
+      </w:pPr>
+      <w:r>
+        <w:rPr>
+          <w:i/>
+          <w:sz w:val="22"/>
+        </w:rPr>
+        <w:t>Indica si cada afirmación es verdadera (V) o falsa (F).</w:t>
+      </w:r>
+    </w:p>
+    <w:p>
+      <w:pPr>
+        <w:spacing w:after="160"/>
+      </w:pPr>
+      <w:r>
+        <w:rPr>
+          <w:sz w:val="22"/>
+        </w:rPr>
+        <w:t xml:space="preserve">1. Lo, la, los y las sustituyen al complemento directo. → ______________________</w:t>
+      </w:r>
+    </w:p>
+    <w:p>
+      <w:pPr>
+        <w:spacing w:after="160"/>
+      </w:pPr>
+      <w:r>
+        <w:rPr>
+          <w:sz w:val="22"/>
+        </w:rPr>
+        <w:t xml:space="preserve">2. Le y les sustituyen siempre al complemento directo. → ______________________</w:t>
+      </w:r>
+    </w:p>
+    <w:p>
+      <w:pPr>
+        <w:spacing w:after="160"/>
+      </w:pPr>
+      <w:r>
+        <w:rPr>
+          <w:sz w:val="22"/>
+        </w:rPr>
+        <w:t xml:space="preserve">3. "La dije la verdad" es un ejemplo de laísmo. → ______________________</w:t>
+      </w:r>
+    </w:p>
+    <w:p>
+      <w:pPr>
+        <w:spacing w:after="160"/>
+      </w:pPr>
+      <w:r>
+        <w:rPr>
+          <w:sz w:val="22"/>
+        </w:rPr>
+        <w:t xml:space="preserve">4. "Lo compré un regalo a mi amigo" es un uso correcto de "lo". → ______________________</w:t>
+      </w:r>
+    </w:p>
+    <w:p>
+      <w:pPr>
+        <w:spacing w:after="160"/>
+      </w:pPr>
+      <w:r>
+        <w:rPr>
+          <w:sz w:val="22"/>
+        </w:rPr>
+        <w:t xml:space="preserve">5. El leísmo consiste en usar "le/les" en vez de "lo/la/los/las". → ______________________</w:t>
+      </w:r>
+    </w:p>
+    <w:p>
+      <w:pPr>
+        <w:spacing w:after="160"/>
+      </w:pPr>
+      <w:r>
+        <w:rPr>
+          <w:sz w:val="22"/>
+        </w:rPr>
+        <w:t xml:space="preserve">6. "Vi a Pedro y lo saludé" usa correctamente el pronombre "lo". → ______________________</w:t>
+      </w:r>
+    </w:p>
+    <w:p>
+      <w:pPr>
+        <w:spacing w:after="160"/>
+      </w:pPr>
+      <w:r>
+        <w:rPr>
+          <w:sz w:val="22"/>
+        </w:rPr>
+        <w:t xml:space="preserve">7. Loísmo, laísmo y leísmo son formas recomendadas de hablar. → ______________________</w:t>
+      </w:r>
+    </w:p>
+    <w:p>
+      <w:pPr>
+        <w:spacing w:after="160"/>
+      </w:pPr>
+      <w:r>
+        <w:rPr>
+          <w:sz w:val="22"/>
+        </w:rPr>
+        <w:t xml:space="preserve">8. "Le regalé flores a mi abuela" usa correctamente "le" como CI. → ______________________</w:t>
+      </w:r>
+    </w:p>
+    <w:p>
+      <w:pPr>
+        <w:spacing w:after="160"/>
+      </w:pPr>
+      <w:r>
+        <w:rPr>
+          <w:sz w:val="22"/>
+        </w:rPr>
+        <w:t xml:space="preserve">9. "Les dijo la verdad a sus amigos" usa correctamente "les" como CI. → ______________________</w:t>
+      </w:r>
+    </w:p>
+    <w:p>
+      <w:pPr>
+        <w:spacing w:after="160"/>
+      </w:pPr>
+      <w:r>
+        <w:rPr>
+          <w:sz w:val="22"/>
+        </w:rPr>
+        <w:t xml:space="preserve">10. El leísmo, el laísmo y el loísmo aparecen en el habla de algunas zonas. → ______________________</w:t>
+      </w:r>
+    </w:p>
+    <w:p>
+      <w:pPr>
+        <w:spacing w:after="160"/>
+      </w:pPr>
+      <w:r>
+        <w:rPr>
+          <w:sz w:val="22"/>
+        </w:rPr>
+        <w:t xml:space="preserve">11. "Los vi en el parque" usa correctamente "los" como CD plural. → ______________________</w:t>
+      </w:r>
+    </w:p>
+    <w:p>
+      <w:pPr>
+        <w:spacing w:after="160"/>
+      </w:pPr>
+      <w:r>
+        <w:rPr>
+          <w:sz w:val="22"/>
+        </w:rPr>
+        <w:t xml:space="preserve">12. Sustituir un CD por "le" en vez de "lo" es siempre correcto. → ______________________</w:t>
+      </w:r>
+    </w:p>
+    <w:p>
+      <w:pPr>
+        <w:spacing w:after="160"/>
+      </w:pPr>
+      <w:r>
+        <w:rPr>
+          <w:sz w:val="22"/>
+        </w:rPr>
+        <w:t xml:space="preserve">13. "Las compré ayer" puede referirse a un CD femenino plural. → ______________________</w:t>
+      </w:r>
+    </w:p>
+    <w:p>
+      <w:pPr>
+        <w:spacing w:after="160"/>
+      </w:pPr>
+      <w:r>
+        <w:rPr>
+          <w:sz w:val="22"/>
+        </w:rPr>
+        <w:t xml:space="preserve">14. El complemento indirecto siempre se sustituye por "lo" o "la". → ______________________</w:t>
+      </w:r>
+    </w:p>
+    <w:p>
+      <w:pPr>
+        <w:spacing w:after="160"/>
+      </w:pPr>
+      <w:r>
+        <w:rPr>
+          <w:sz w:val="22"/>
+        </w:rPr>
+        <w:t xml:space="preserve">15. Reconocer si un complemento es CD o CI ayuda a elegir el pronombre correcto. → ______________________</w:t>
+      </w:r>
+    </w:p>
+    <w:p>
+      <w:pPr>
+        <w:spacing w:after="160"/>
+      </w:pPr>
+      <w:r>
+        <w:rPr>
+          <w:sz w:val="22"/>
+        </w:rPr>
+        <w:t xml:space="preserve">16. El pronombre debe concordar en género y número con lo que sustituye. → ______________________</w:t>
+      </w:r>
+    </w:p>
+    <w:p>
+      <w:pPr>
+        <w:spacing w:after="160"/>
+      </w:pPr>
+      <w:r>
+        <w:rPr>
+          <w:sz w:val="22"/>
+        </w:rPr>
+        <w:t xml:space="preserve">17. "Le" puede referirse tanto a un CI masculino como femenino. → ______________________</w:t>
+      </w:r>
+    </w:p>
+    <w:p>
+      <w:pPr>
+        <w:spacing w:after="160"/>
+      </w:pPr>
+      <w:r>
+        <w:rPr>
+          <w:sz w:val="22"/>
+        </w:rPr>
+        <w:t xml:space="preserve">18. Corregir el loísmo, el laísmo y el leísmo mejora la expresión escrita. → ______________________</w:t>
+      </w:r>
+    </w:p>
+    <w:p>
+      <w:pPr>
         <w:spacing w:before="200"/>
         <w:jc w:val="center"/>
       </w:pPr>
